--- a/DBTUNING/ch16_성능설계와개발/ch16_실습문제_추가서술형_정답.docx
+++ b/DBTUNING/ch16_성능설계와개발/ch16_실습문제_추가서술형_정답.docx
@@ -7,7 +7,7 @@
         <w:pStyle w:val="Heading1"/>
       </w:pPr>
       <w:r>
-        <w:t>제2장  성능을 고려한 설계와 개발 — 추가 실습문제 정답(모범답안 및 채점포인트)</w:t>
+        <w:t>제ch16  성능을 고려한 설계와 개발 — 추가 실습문제 정답(모범답안 및 채점포인트)</w:t>
       </w:r>
     </w:p>
     <w:p>
@@ -263,7 +263,7 @@
     </w:p>
     <w:p>
       <w:r>
-        <w:t>근본 원인은 리터럴 SQL이 값마다 커서를 만들어 공유 풀을 잠식하는 것이다. 소스를 고칠 수 없으므로 세션 또는 시스템 수준에서 CURSOR_SHARING=FORCE를 적용해 리터럴을 시스템 생성 바인드로 치환하면 커서가 하나로 모여 공유 풀 점유가 급감한다. 적용 후 V$SQLAREA의 커서 수와 공유 풀 사용량, 하드 파싱 델타를 비교해 효과를 확인한다. 다만 히스토그램 컬럼의 나쁜 계획 고정 부작용을 점검하고, 필요하면 예약 풀·공유 풀 크기 조정도 함께 검토한다(18장). 개인 실습 환경에서는 ALTER SYSTEM FLUSH SHARED_POOL로 즉시 비울 수 있으나 운영에서는 파싱 폭풍을 유발하므로 금지한다.</w:t>
+        <w:t>근본 원인은 리터럴 SQL이 값마다 커서를 만들어 공유 풀을 잠식하는 것이다. 소스를 고칠 수 없으므로 세션 또는 시스템 수준에서 CURSOR_SHARING=FORCE를 적용해 리터럴을 시스템 생성 바인드로 치환하면 커서가 하나로 모여 공유 풀 점유가 급감한다. 적용 후 V$SQLAREA의 커서 수와 공유 풀 사용량, 하드 파싱 델타를 비교해 효과를 확인한다. 다만 히스토그램 컬럼의 나쁜 계획 고정 부작용을 점검하고, 필요하면 예약 풀·공유 풀 크기 조정도 함께 검토한다(ch32). 개인 실습 환경에서는 ALTER SYSTEM FLUSH SHARED_POOL로 즉시 비울 수 있으나 운영에서는 파싱 폭풍을 유발하므로 금지한다.</w:t>
       </w:r>
     </w:p>
     <w:p>

--- a/DBTUNING/ch16_성능설계와개발/ch16_실습문제_추가서술형_정답.docx
+++ b/DBTUNING/ch16_성능설계와개발/ch16_실습문제_추가서술형_정답.docx
@@ -7,7 +7,7 @@
         <w:pStyle w:val="Heading1"/>
       </w:pPr>
       <w:r>
-        <w:t>제ch16  성능을 고려한 설계와 개발 — 추가 실습문제 정답(모범답안 및 채점포인트)</w:t>
+        <w:t>ch16  성능을 고려한 설계와 개발 — 추가 실습문제 정답(모범답안 및 채점포인트)</w:t>
       </w:r>
     </w:p>
     <w:p>
